--- a/03.ЛЗ_Каплич.docx
+++ b/03.ЛЗ_Каплич.docx
@@ -1667,28 +1667,58 @@
           <w:szCs w:val="27"/>
           <w:lang w:eastAsia="ru-RU"/>
         </w:rPr>
-        <w:t>разработки интеллектуальной системы у</w:t>
-      </w:r>
-      <w:r>
-        <w:rPr>
-          <w:rFonts w:eastAsia="Times New Roman"/>
-          <w:sz w:val="27"/>
-          <w:szCs w:val="27"/>
-          <w:lang w:eastAsia="ru-RU"/>
-        </w:rPr>
-        <w:t xml:space="preserve">правления проектами с поддержкой алгоритмов классификации и </w:t>
+        <w:t xml:space="preserve">разработки </w:t>
+      </w:r>
+      <w:r>
+        <w:rPr>
+          <w:rFonts w:eastAsia="Times New Roman"/>
+          <w:szCs w:val="28"/>
+          <w:lang w:eastAsia="ru-RU"/>
+        </w:rPr>
+        <w:t>с</w:t>
+      </w:r>
+      <w:r>
+        <w:rPr>
+          <w:rFonts w:eastAsia="Times New Roman"/>
+          <w:szCs w:val="28"/>
+          <w:lang w:eastAsia="ru-RU"/>
+        </w:rPr>
+        <w:t>истем</w:t>
+      </w:r>
+      <w:r>
+        <w:rPr>
+          <w:rFonts w:eastAsia="Times New Roman"/>
+          <w:szCs w:val="28"/>
+          <w:lang w:eastAsia="ru-RU"/>
+        </w:rPr>
+        <w:t>ы</w:t>
+      </w:r>
+      <w:r>
+        <w:rPr>
+          <w:rFonts w:eastAsia="Times New Roman"/>
+          <w:szCs w:val="28"/>
+          <w:lang w:eastAsia="ru-RU"/>
+        </w:rPr>
+        <w:t xml:space="preserve"> документооборота с чат-ботом и </w:t>
       </w:r>
       <w:proofErr w:type="spellStart"/>
       <w:r>
         <w:rPr>
           <w:rFonts w:eastAsia="Times New Roman"/>
-          <w:sz w:val="27"/>
-          <w:szCs w:val="27"/>
-          <w:lang w:eastAsia="ru-RU"/>
-        </w:rPr>
-        <w:t>приоритизации</w:t>
+          <w:szCs w:val="28"/>
+          <w:lang w:eastAsia="ru-RU"/>
+        </w:rPr>
+        <w:t>нейросетевой</w:t>
       </w:r>
       <w:proofErr w:type="spellEnd"/>
+      <w:r>
+        <w:rPr>
+          <w:rFonts w:eastAsia="Times New Roman"/>
+          <w:szCs w:val="28"/>
+          <w:lang w:eastAsia="ru-RU"/>
+        </w:rPr>
+        <w:t xml:space="preserve"> обработкой документов</w:t>
+      </w:r>
       <w:r>
         <w:rPr>
           <w:rFonts w:eastAsia="Times New Roman"/>
@@ -1987,6 +2017,38 @@
           <w:szCs w:val="28"/>
           <w:lang w:eastAsia="ru-RU"/>
         </w:rPr>
+        <w:t xml:space="preserve"> обработкой документов</w:t>
+      </w:r>
+      <w:r>
+        <w:rPr>
+          <w:rFonts w:eastAsia="Times New Roman"/>
+          <w:szCs w:val="28"/>
+          <w:lang w:eastAsia="ru-RU"/>
+        </w:rPr>
+        <w:t xml:space="preserve">. </w:t>
+      </w:r>
+      <w:r>
+        <w:rPr>
+          <w:rFonts w:eastAsia="Times New Roman"/>
+          <w:szCs w:val="28"/>
+          <w:lang w:eastAsia="ru-RU"/>
+        </w:rPr>
+        <w:t>Диаграмма последовательности</w:t>
+      </w:r>
+      <w:r>
+        <w:rPr>
+          <w:rFonts w:eastAsia="Times New Roman"/>
+          <w:szCs w:val="28"/>
+          <w:lang w:eastAsia="ru-RU"/>
+        </w:rPr>
+        <w:t>.</w:t>
+      </w:r>
+      <w:r>
+        <w:rPr>
+          <w:rFonts w:eastAsia="Times New Roman"/>
+          <w:szCs w:val="28"/>
+          <w:lang w:eastAsia="ru-RU"/>
+        </w:rPr>
         <w:t xml:space="preserve"> </w:t>
       </w:r>
       <w:r>
@@ -1995,64 +2057,32 @@
           <w:szCs w:val="28"/>
           <w:lang w:eastAsia="ru-RU"/>
         </w:rPr>
+        <w:t>5</w:t>
+      </w:r>
+      <w:r>
+        <w:rPr>
+          <w:rFonts w:eastAsia="Times New Roman"/>
+          <w:szCs w:val="28"/>
+          <w:lang w:eastAsia="ru-RU"/>
+        </w:rPr>
+        <w:t> </w:t>
+      </w:r>
+      <w:r>
+        <w:rPr>
+          <w:rFonts w:eastAsia="Times New Roman"/>
+          <w:szCs w:val="28"/>
+          <w:lang w:eastAsia="ru-RU"/>
+        </w:rPr>
+        <w:t xml:space="preserve">Система </w:t>
+      </w:r>
+      <w:r>
+        <w:rPr>
+          <w:rFonts w:eastAsia="Times New Roman"/>
+          <w:szCs w:val="28"/>
+          <w:lang w:eastAsia="ru-RU"/>
+        </w:rPr>
         <w:lastRenderedPageBreak/>
-        <w:t>обработкой документов</w:t>
-      </w:r>
-      <w:r>
-        <w:rPr>
-          <w:rFonts w:eastAsia="Times New Roman"/>
-          <w:szCs w:val="28"/>
-          <w:lang w:eastAsia="ru-RU"/>
-        </w:rPr>
-        <w:t xml:space="preserve">. </w:t>
-      </w:r>
-      <w:r>
-        <w:rPr>
-          <w:rFonts w:eastAsia="Times New Roman"/>
-          <w:szCs w:val="28"/>
-          <w:lang w:eastAsia="ru-RU"/>
-        </w:rPr>
-        <w:t>Диаграмма последовательности</w:t>
-      </w:r>
-      <w:r>
-        <w:rPr>
-          <w:rFonts w:eastAsia="Times New Roman"/>
-          <w:szCs w:val="28"/>
-          <w:lang w:eastAsia="ru-RU"/>
-        </w:rPr>
-        <w:t>.</w:t>
-      </w:r>
-      <w:r>
-        <w:rPr>
-          <w:rFonts w:eastAsia="Times New Roman"/>
-          <w:szCs w:val="28"/>
-          <w:lang w:eastAsia="ru-RU"/>
-        </w:rPr>
-        <w:t xml:space="preserve"> </w:t>
-      </w:r>
-      <w:r>
-        <w:rPr>
-          <w:rFonts w:eastAsia="Times New Roman"/>
-          <w:szCs w:val="28"/>
-          <w:lang w:eastAsia="ru-RU"/>
-        </w:rPr>
-        <w:t>5</w:t>
-      </w:r>
-      <w:r>
-        <w:rPr>
-          <w:rFonts w:eastAsia="Times New Roman"/>
-          <w:szCs w:val="28"/>
-          <w:lang w:eastAsia="ru-RU"/>
-        </w:rPr>
-        <w:t> </w:t>
-      </w:r>
-      <w:r>
-        <w:rPr>
-          <w:rFonts w:eastAsia="Times New Roman"/>
-          <w:szCs w:val="28"/>
-          <w:lang w:eastAsia="ru-RU"/>
-        </w:rPr>
-        <w:t xml:space="preserve">Система документооборота с чат-ботом и </w:t>
+        <w:t xml:space="preserve">документооборота с чат-ботом и </w:t>
       </w:r>
       <w:proofErr w:type="spellStart"/>
       <w:r>
@@ -2354,13 +2384,23 @@
         </w:rPr>
         <w:t>Содержание задания по экономической части: «</w:t>
       </w:r>
-      <w:r>
-        <w:rPr>
-          <w:rFonts w:eastAsia="Times New Roman"/>
-          <w:szCs w:val="28"/>
-          <w:lang w:eastAsia="ru-RU"/>
-        </w:rPr>
-        <w:t xml:space="preserve">Технико-экономическое обоснование </w:t>
+      <w:proofErr w:type="spellStart"/>
+      <w:r>
+        <w:rPr>
+          <w:rFonts w:eastAsia="Times New Roman"/>
+          <w:szCs w:val="28"/>
+          <w:lang w:eastAsia="ru-RU"/>
+        </w:rPr>
+        <w:t>Технико­экономическое</w:t>
+      </w:r>
+      <w:proofErr w:type="spellEnd"/>
+      <w:r>
+        <w:rPr>
+          <w:rFonts w:eastAsia="Times New Roman"/>
+          <w:szCs w:val="28"/>
+          <w:lang w:eastAsia="ru-RU"/>
+        </w:rPr>
+        <w:t xml:space="preserve"> обоснование </w:t>
       </w:r>
       <w:r>
         <w:rPr>
@@ -2369,28 +2409,58 @@
           <w:szCs w:val="27"/>
           <w:lang w:eastAsia="ru-RU"/>
         </w:rPr>
-        <w:t>разработки интеллектуальной системы у</w:t>
-      </w:r>
-      <w:r>
-        <w:rPr>
-          <w:rFonts w:eastAsia="Times New Roman"/>
-          <w:sz w:val="27"/>
-          <w:szCs w:val="27"/>
-          <w:lang w:eastAsia="ru-RU"/>
-        </w:rPr>
-        <w:t xml:space="preserve">правления проектами с поддержкой алгоритмов классификации и </w:t>
+        <w:t xml:space="preserve">разработки </w:t>
+      </w:r>
+      <w:r>
+        <w:rPr>
+          <w:rFonts w:eastAsia="Times New Roman"/>
+          <w:szCs w:val="28"/>
+          <w:lang w:eastAsia="ru-RU"/>
+        </w:rPr>
+        <w:t>с</w:t>
+      </w:r>
+      <w:r>
+        <w:rPr>
+          <w:rFonts w:eastAsia="Times New Roman"/>
+          <w:szCs w:val="28"/>
+          <w:lang w:eastAsia="ru-RU"/>
+        </w:rPr>
+        <w:t>истем</w:t>
+      </w:r>
+      <w:r>
+        <w:rPr>
+          <w:rFonts w:eastAsia="Times New Roman"/>
+          <w:szCs w:val="28"/>
+          <w:lang w:eastAsia="ru-RU"/>
+        </w:rPr>
+        <w:t>ы</w:t>
+      </w:r>
+      <w:r>
+        <w:rPr>
+          <w:rFonts w:eastAsia="Times New Roman"/>
+          <w:szCs w:val="28"/>
+          <w:lang w:eastAsia="ru-RU"/>
+        </w:rPr>
+        <w:t xml:space="preserve"> документооборота с чат-ботом и </w:t>
       </w:r>
       <w:proofErr w:type="spellStart"/>
       <w:r>
         <w:rPr>
           <w:rFonts w:eastAsia="Times New Roman"/>
-          <w:sz w:val="27"/>
-          <w:szCs w:val="27"/>
-          <w:lang w:eastAsia="ru-RU"/>
-        </w:rPr>
-        <w:t>приоритизации</w:t>
+          <w:szCs w:val="28"/>
+          <w:lang w:eastAsia="ru-RU"/>
+        </w:rPr>
+        <w:t>нейросетевой</w:t>
       </w:r>
       <w:proofErr w:type="spellEnd"/>
+      <w:r>
+        <w:rPr>
+          <w:rFonts w:eastAsia="Times New Roman"/>
+          <w:szCs w:val="28"/>
+          <w:lang w:eastAsia="ru-RU"/>
+        </w:rPr>
+        <w:t xml:space="preserve"> обработкой документов</w:t>
+      </w:r>
       <w:r>
         <w:rPr>
           <w:rFonts w:eastAsia="Times New Roman"/>
